--- a/src/db/seed-data/docs/module15-prompt-san-pham.docx
+++ b/src/db/seed-data/docs/module15-prompt-san-pham.docx
@@ -183,7 +183,7 @@
           <w:color w:val="6B7280"/>
           <w:sz w:val="20"/>
         </w:rPr>
-        <w:t xml:space="preserve">Thay các phần [trong ngoặc vuông] bằng thông tin của bạn.</w:t>
+        <w:t xml:space="preserve">Thay các phần [trong ngoặc vuông] bằng thông tin của bạn. Khi dán vào công cụ AI nên dùng bản tiếng Anh (EN); bản dịch tiếng Việt giúp hiểu nội dung.</w:t>
       </w:r>
     </w:p>
     <w:p>
@@ -201,6 +201,19 @@
     </w:p>
     <w:p>
       <w:pPr>
+        <w:spacing w:before="0" w:after="40"/>
+      </w:pPr>
+      <w:r>
+        <w:rPr>
+          <w:b/>
+          <w:color w:val="6B7280"/>
+          <w:sz w:val="18"/>
+        </w:rPr>
+        <w:t xml:space="preserve">EN – Prompt gốc</w:t>
+      </w:r>
+    </w:p>
+    <w:p>
+      <w:pPr>
         <w:spacing w:before="0" w:after="0"/>
         <w:shd w:val="clear" w:color="auto" w:fill="F3F4F6"/>
         <w:ind w:left="200" w:right="200"/>
@@ -281,6 +294,97 @@
           <w:sz w:val="21"/>
         </w:rPr>
         <w:t xml:space="preserve">--ar 4:5 --no text</w:t>
+      </w:r>
+    </w:p>
+    <w:p>
+      <w:pPr>
+        <w:spacing w:before="120" w:after="40"/>
+      </w:pPr>
+      <w:r>
+        <w:rPr>
+          <w:b/>
+          <w:color w:val="047857"/>
+          <w:sz w:val="18"/>
+        </w:rPr>
+        <w:t xml:space="preserve">VI – Bản dịch tiếng Việt</w:t>
+      </w:r>
+    </w:p>
+    <w:p>
+      <w:pPr>
+        <w:spacing w:before="0" w:after="0"/>
+        <w:shd w:val="clear" w:color="auto" w:fill="ECFDF5"/>
+        <w:ind w:left="200" w:right="200"/>
+      </w:pPr>
+      <w:r>
+        <w:rPr>
+          <w:sz w:val="21"/>
+        </w:rPr>
+        <w:t xml:space="preserve">Ảnh chụp sản phẩm mỹ phẩm sang trọng: [sản phẩm: hũ kem dưỡng da thủy tinh mờ nắp vàng] đặt trên [bề mặt: đá đen ướt], xung quanh có [đạo cụ: cánh lan trắng mỏng manh và những giọt nước nhỏ].</w:t>
+      </w:r>
+    </w:p>
+    <w:p>
+      <w:pPr>
+        <w:spacing w:before="0" w:after="0"/>
+        <w:shd w:val="clear" w:color="auto" w:fill="ECFDF5"/>
+        <w:ind w:left="200" w:right="200"/>
+      </w:pPr>
+      <w:r>
+        <w:rPr>
+          <w:sz w:val="21"/>
+        </w:rPr>
+        <w:t xml:space="preserve">Nền: màu [màu: xanh ngọc lục bảo] đậm chuyển sắc mềm.</w:t>
+      </w:r>
+    </w:p>
+    <w:p>
+      <w:pPr>
+        <w:spacing w:before="0" w:after="0"/>
+        <w:shd w:val="clear" w:color="auto" w:fill="ECFDF5"/>
+        <w:ind w:left="200" w:right="200"/>
+      </w:pPr>
+      <w:r>
+        <w:rPr>
+          <w:sz w:val="21"/>
+        </w:rPr>
+        <w:t xml:space="preserve">Ánh sáng: ánh sáng bên kịch tính, điểm sáng bóng trên thủy tinh, phản chiếu ánh vàng tinh tế, bóng mềm.</w:t>
+      </w:r>
+    </w:p>
+    <w:p>
+      <w:pPr>
+        <w:spacing w:before="0" w:after="0"/>
+        <w:shd w:val="clear" w:color="auto" w:fill="ECFDF5"/>
+        <w:ind w:left="200" w:right="200"/>
+      </w:pPr>
+      <w:r>
+        <w:rPr>
+          <w:sz w:val="21"/>
+        </w:rPr>
+        <w:t xml:space="preserve">Máy ảnh: macro 100mm, f/11, ngang tầm mắt, sản phẩm ở giữa và cực nét.</w:t>
+      </w:r>
+    </w:p>
+    <w:p>
+      <w:pPr>
+        <w:spacing w:before="0" w:after="0"/>
+        <w:shd w:val="clear" w:color="auto" w:fill="ECFDF5"/>
+        <w:ind w:left="200" w:right="200"/>
+      </w:pPr>
+      <w:r>
+        <w:rPr>
+          <w:sz w:val="21"/>
+        </w:rPr>
+        <w:t xml:space="preserve">Phong cách: quảng cáo làm đẹp cao cấp, thanh lịch, sang trọng.</w:t>
+      </w:r>
+    </w:p>
+    <w:p>
+      <w:pPr>
+        <w:spacing w:before="0" w:after="0"/>
+        <w:shd w:val="clear" w:color="auto" w:fill="ECFDF5"/>
+        <w:ind w:left="200" w:right="200"/>
+      </w:pPr>
+      <w:r>
+        <w:rPr>
+          <w:sz w:val="21"/>
+        </w:rPr>
+        <w:t xml:space="preserve">--ar 4:5 --no chữ</w:t>
       </w:r>
     </w:p>
     <w:p>
@@ -298,6 +402,19 @@
     </w:p>
     <w:p>
       <w:pPr>
+        <w:spacing w:before="0" w:after="40"/>
+      </w:pPr>
+      <w:r>
+        <w:rPr>
+          <w:b/>
+          <w:color w:val="6B7280"/>
+          <w:sz w:val="18"/>
+        </w:rPr>
+        <w:t xml:space="preserve">EN – Prompt gốc</w:t>
+      </w:r>
+    </w:p>
+    <w:p>
+      <w:pPr>
         <w:spacing w:before="0" w:after="0"/>
         <w:shd w:val="clear" w:color="auto" w:fill="F3F4F6"/>
         <w:ind w:left="200" w:right="200"/>
@@ -375,6 +492,97 @@
       <w:r>
         <w:rPr>
           <w:rFonts w:ascii="Consolas" w:hAnsi="Consolas" w:cs="Consolas"/>
+          <w:sz w:val="21"/>
+        </w:rPr>
+        <w:t xml:space="preserve">--ar 9:16</w:t>
+      </w:r>
+    </w:p>
+    <w:p>
+      <w:pPr>
+        <w:spacing w:before="120" w:after="40"/>
+      </w:pPr>
+      <w:r>
+        <w:rPr>
+          <w:b/>
+          <w:color w:val="047857"/>
+          <w:sz w:val="18"/>
+        </w:rPr>
+        <w:t xml:space="preserve">VI – Bản dịch tiếng Việt</w:t>
+      </w:r>
+    </w:p>
+    <w:p>
+      <w:pPr>
+        <w:spacing w:before="0" w:after="0"/>
+        <w:shd w:val="clear" w:color="auto" w:fill="ECFDF5"/>
+        <w:ind w:left="200" w:right="200"/>
+      </w:pPr>
+      <w:r>
+        <w:rPr>
+          <w:sz w:val="21"/>
+        </w:rPr>
+        <w:t xml:space="preserve">Ảnh quảng cáo tốc độ cao của [sản phẩm: một lon soda chanh lạnh] với [hiệu ứng: tia nước có ga và đá viên bắn tung tóe] xung quanh, [trái cây: lát chanh tươi và lá bạc hà] bay trong không khí.</w:t>
+      </w:r>
+    </w:p>
+    <w:p>
+      <w:pPr>
+        <w:spacing w:before="0" w:after="0"/>
+        <w:shd w:val="clear" w:color="auto" w:fill="ECFDF5"/>
+        <w:ind w:left="200" w:right="200"/>
+      </w:pPr>
+      <w:r>
+        <w:rPr>
+          <w:sz w:val="21"/>
+        </w:rPr>
+        <w:t xml:space="preserve">Nền: dải màu sáng [màu: xanh chanh sang vàng].</w:t>
+      </w:r>
+    </w:p>
+    <w:p>
+      <w:pPr>
+        <w:spacing w:before="0" w:after="0"/>
+        <w:shd w:val="clear" w:color="auto" w:fill="ECFDF5"/>
+        <w:ind w:left="200" w:right="200"/>
+      </w:pPr>
+      <w:r>
+        <w:rPr>
+          <w:sz w:val="21"/>
+        </w:rPr>
+        <w:t xml:space="preserve">Ánh sáng: đèn ngược mạnh làm giọt nước phát sáng, viền sáng sắc nét trên lon, giọt nước đọng trên bề mặt.</w:t>
+      </w:r>
+    </w:p>
+    <w:p>
+      <w:pPr>
+        <w:spacing w:before="0" w:after="0"/>
+        <w:shd w:val="clear" w:color="auto" w:fill="ECFDF5"/>
+        <w:ind w:left="200" w:right="200"/>
+      </w:pPr>
+      <w:r>
+        <w:rPr>
+          <w:sz w:val="21"/>
+        </w:rPr>
+        <w:t xml:space="preserve">Máy ảnh: tốc độ 1/8000s đóng băng chuyển động, ống 70mm, góc hơi thấp.</w:t>
+      </w:r>
+    </w:p>
+    <w:p>
+      <w:pPr>
+        <w:spacing w:before="0" w:after="0"/>
+        <w:shd w:val="clear" w:color="auto" w:fill="ECFDF5"/>
+        <w:ind w:left="200" w:right="200"/>
+      </w:pPr>
+      <w:r>
+        <w:rPr>
+          <w:sz w:val="21"/>
+        </w:rPr>
+        <w:t xml:space="preserve">Phong cách: quảng cáo đồ uống năng động, siêu chi tiết, rực rỡ.</w:t>
+      </w:r>
+    </w:p>
+    <w:p>
+      <w:pPr>
+        <w:spacing w:before="0" w:after="0"/>
+        <w:shd w:val="clear" w:color="auto" w:fill="ECFDF5"/>
+        <w:ind w:left="200" w:right="200"/>
+      </w:pPr>
+      <w:r>
+        <w:rPr>
           <w:sz w:val="21"/>
         </w:rPr>
         <w:t xml:space="preserve">--ar 9:16</w:t>
@@ -395,6 +603,19 @@
     </w:p>
     <w:p>
       <w:pPr>
+        <w:spacing w:before="0" w:after="40"/>
+      </w:pPr>
+      <w:r>
+        <w:rPr>
+          <w:b/>
+          <w:color w:val="6B7280"/>
+          <w:sz w:val="18"/>
+        </w:rPr>
+        <w:t xml:space="preserve">EN – Prompt gốc</w:t>
+      </w:r>
+    </w:p>
+    <w:p>
+      <w:pPr>
         <w:spacing w:before="0" w:after="0"/>
         <w:shd w:val="clear" w:color="auto" w:fill="F3F4F6"/>
         <w:ind w:left="200" w:right="200"/>
@@ -472,6 +693,97 @@
       <w:r>
         <w:rPr>
           <w:rFonts w:ascii="Consolas" w:hAnsi="Consolas" w:cs="Consolas"/>
+          <w:sz w:val="21"/>
+        </w:rPr>
+        <w:t xml:space="preserve">--ar 3:4</w:t>
+      </w:r>
+    </w:p>
+    <w:p>
+      <w:pPr>
+        <w:spacing w:before="120" w:after="40"/>
+      </w:pPr>
+      <w:r>
+        <w:rPr>
+          <w:b/>
+          <w:color w:val="047857"/>
+          <w:sz w:val="18"/>
+        </w:rPr>
+        <w:t xml:space="preserve">VI – Bản dịch tiếng Việt</w:t>
+      </w:r>
+    </w:p>
+    <w:p>
+      <w:pPr>
+        <w:spacing w:before="0" w:after="0"/>
+        <w:shd w:val="clear" w:color="auto" w:fill="ECFDF5"/>
+        <w:ind w:left="200" w:right="200"/>
+      </w:pPr>
+      <w:r>
+        <w:rPr>
+          <w:sz w:val="21"/>
+        </w:rPr>
+        <w:t xml:space="preserve">Ảnh thời trang thương mại điện tử: [người mẫu: một người mẫu nữ trẻ Việt Nam] mặc [sản phẩm: váy sơ mi linen oversize màu be cài cúc gỗ], [tư thế: đứng tự nhiên, một tay đút túi], thấy toàn thân.</w:t>
+      </w:r>
+    </w:p>
+    <w:p>
+      <w:pPr>
+        <w:spacing w:before="0" w:after="0"/>
+        <w:shd w:val="clear" w:color="auto" w:fill="ECFDF5"/>
+        <w:ind w:left="200" w:right="200"/>
+      </w:pPr>
+      <w:r>
+        <w:rPr>
+          <w:sz w:val="21"/>
+        </w:rPr>
+        <w:t xml:space="preserve">Nền: [nền: tường studio trắng ngà ấm] / [hoặc: một con phố đầy nắng ở Đà Lạt].</w:t>
+      </w:r>
+    </w:p>
+    <w:p>
+      <w:pPr>
+        <w:spacing w:before="0" w:after="0"/>
+        <w:shd w:val="clear" w:color="auto" w:fill="ECFDF5"/>
+        <w:ind w:left="200" w:right="200"/>
+      </w:pPr>
+      <w:r>
+        <w:rPr>
+          <w:sz w:val="21"/>
+        </w:rPr>
+        <w:t xml:space="preserve">Ánh sáng: ánh sáng ban ngày khuếch tán mềm, màu và chất vải trung thực.</w:t>
+      </w:r>
+    </w:p>
+    <w:p>
+      <w:pPr>
+        <w:spacing w:before="0" w:after="0"/>
+        <w:shd w:val="clear" w:color="auto" w:fill="ECFDF5"/>
+        <w:ind w:left="200" w:right="200"/>
+      </w:pPr>
+      <w:r>
+        <w:rPr>
+          <w:sz w:val="21"/>
+        </w:rPr>
+        <w:t xml:space="preserve">Máy ảnh: ống 50mm, ngang tầm mắt, khung toàn thân có khoảng trống xung quanh.</w:t>
+      </w:r>
+    </w:p>
+    <w:p>
+      <w:pPr>
+        <w:spacing w:before="0" w:after="0"/>
+        <w:shd w:val="clear" w:color="auto" w:fill="ECFDF5"/>
+        <w:ind w:left="200" w:right="200"/>
+      </w:pPr>
+      <w:r>
+        <w:rPr>
+          <w:sz w:val="21"/>
+        </w:rPr>
+        <w:t xml:space="preserve">Phong cách: catalog thời trang tối giản, tự nhiên, nếp vải chân thực.</w:t>
+      </w:r>
+    </w:p>
+    <w:p>
+      <w:pPr>
+        <w:spacing w:before="0" w:after="0"/>
+        <w:shd w:val="clear" w:color="auto" w:fill="ECFDF5"/>
+        <w:ind w:left="200" w:right="200"/>
+      </w:pPr>
+      <w:r>
+        <w:rPr>
           <w:sz w:val="21"/>
         </w:rPr>
         <w:t xml:space="preserve">--ar 3:4</w:t>
@@ -492,6 +804,19 @@
     </w:p>
     <w:p>
       <w:pPr>
+        <w:spacing w:before="0" w:after="40"/>
+      </w:pPr>
+      <w:r>
+        <w:rPr>
+          <w:b/>
+          <w:color w:val="6B7280"/>
+          <w:sz w:val="18"/>
+        </w:rPr>
+        <w:t xml:space="preserve">EN – Prompt gốc</w:t>
+      </w:r>
+    </w:p>
+    <w:p>
+      <w:pPr>
         <w:spacing w:before="0" w:after="0"/>
         <w:shd w:val="clear" w:color="auto" w:fill="F3F4F6"/>
         <w:ind w:left="200" w:right="200"/>
@@ -555,6 +880,84 @@
       <w:r>
         <w:rPr>
           <w:rFonts w:ascii="Consolas" w:hAnsi="Consolas" w:cs="Consolas"/>
+          <w:sz w:val="21"/>
+        </w:rPr>
+        <w:t xml:space="preserve">--ar 4:5</w:t>
+      </w:r>
+    </w:p>
+    <w:p>
+      <w:pPr>
+        <w:spacing w:before="120" w:after="40"/>
+      </w:pPr>
+      <w:r>
+        <w:rPr>
+          <w:b/>
+          <w:color w:val="047857"/>
+          <w:sz w:val="18"/>
+        </w:rPr>
+        <w:t xml:space="preserve">VI – Bản dịch tiếng Việt</w:t>
+      </w:r>
+    </w:p>
+    <w:p>
+      <w:pPr>
+        <w:spacing w:before="0" w:after="0"/>
+        <w:shd w:val="clear" w:color="auto" w:fill="ECFDF5"/>
+        <w:ind w:left="200" w:right="200"/>
+      </w:pPr>
+      <w:r>
+        <w:rPr>
+          <w:sz w:val="21"/>
+        </w:rPr>
+        <w:t xml:space="preserve">Ảnh món ăn hấp dẫn của [món ăn: một tô phở bò Việt Nam bốc khói với rau thơm, chanh và ớt], đặt trên [bề mặt: bàn gỗ mộc mạc], [đạo cụ: đôi đũa, đĩa giá đỗ nhỏ, hơi nóng bốc lên nhẹ].</w:t>
+      </w:r>
+    </w:p>
+    <w:p>
+      <w:pPr>
+        <w:spacing w:before="0" w:after="0"/>
+        <w:shd w:val="clear" w:color="auto" w:fill="ECFDF5"/>
+        <w:ind w:left="200" w:right="200"/>
+      </w:pPr>
+      <w:r>
+        <w:rPr>
+          <w:sz w:val="21"/>
+        </w:rPr>
+        <w:t xml:space="preserve">Ánh sáng: ánh sáng cửa sổ ấm chiếu bên, điểm sáng đậm trên nước dùng, ánh lên ngon mắt.</w:t>
+      </w:r>
+    </w:p>
+    <w:p>
+      <w:pPr>
+        <w:spacing w:before="0" w:after="0"/>
+        <w:shd w:val="clear" w:color="auto" w:fill="ECFDF5"/>
+        <w:ind w:left="200" w:right="200"/>
+      </w:pPr>
+      <w:r>
+        <w:rPr>
+          <w:sz w:val="21"/>
+        </w:rPr>
+        <w:t xml:space="preserve">Máy ảnh: góc 45 độ, ống 50mm, xóa phông, lấy nét vào lát thịt bò.</w:t>
+      </w:r>
+    </w:p>
+    <w:p>
+      <w:pPr>
+        <w:spacing w:before="0" w:after="0"/>
+        <w:shd w:val="clear" w:color="auto" w:fill="ECFDF5"/>
+        <w:ind w:left="200" w:right="200"/>
+      </w:pPr>
+      <w:r>
+        <w:rPr>
+          <w:sz w:val="21"/>
+        </w:rPr>
+        <w:t xml:space="preserve">Phong cách: ảnh thực đơn nhà hàng chuyên nghiệp, ấm áp, mời gọi, siêu chi tiết.</w:t>
+      </w:r>
+    </w:p>
+    <w:p>
+      <w:pPr>
+        <w:spacing w:before="0" w:after="0"/>
+        <w:shd w:val="clear" w:color="auto" w:fill="ECFDF5"/>
+        <w:ind w:left="200" w:right="200"/>
+      </w:pPr>
+      <w:r>
+        <w:rPr>
           <w:sz w:val="21"/>
         </w:rPr>
         <w:t xml:space="preserve">--ar 4:5</w:t>
@@ -575,6 +978,19 @@
     </w:p>
     <w:p>
       <w:pPr>
+        <w:spacing w:before="0" w:after="40"/>
+      </w:pPr>
+      <w:r>
+        <w:rPr>
+          <w:b/>
+          <w:color w:val="6B7280"/>
+          <w:sz w:val="18"/>
+        </w:rPr>
+        <w:t xml:space="preserve">EN – Prompt gốc</w:t>
+      </w:r>
+    </w:p>
+    <w:p>
+      <w:pPr>
         <w:spacing w:before="0" w:after="0"/>
         <w:shd w:val="clear" w:color="auto" w:fill="F3F4F6"/>
         <w:ind w:left="200" w:right="200"/>
@@ -655,6 +1071,97 @@
           <w:sz w:val="21"/>
         </w:rPr>
         <w:t xml:space="preserve">--ar 16:9 --no text</w:t>
+      </w:r>
+    </w:p>
+    <w:p>
+      <w:pPr>
+        <w:spacing w:before="120" w:after="40"/>
+      </w:pPr>
+      <w:r>
+        <w:rPr>
+          <w:b/>
+          <w:color w:val="047857"/>
+          <w:sz w:val="18"/>
+        </w:rPr>
+        <w:t xml:space="preserve">VI – Bản dịch tiếng Việt</w:t>
+      </w:r>
+    </w:p>
+    <w:p>
+      <w:pPr>
+        <w:spacing w:before="0" w:after="0"/>
+        <w:shd w:val="clear" w:color="auto" w:fill="ECFDF5"/>
+        <w:ind w:left="200" w:right="200"/>
+      </w:pPr>
+      <w:r>
+        <w:rPr>
+          <w:sz w:val="21"/>
+        </w:rPr>
+        <w:t xml:space="preserve">Ảnh sản phẩm công nghệ tinh tế: [sản phẩm: tai nghe không dây trong hộp sạc trắng nhám], hộp mở hé, một bên tai nghe lơ lửng phía trên.</w:t>
+      </w:r>
+    </w:p>
+    <w:p>
+      <w:pPr>
+        <w:spacing w:before="0" w:after="0"/>
+        <w:shd w:val="clear" w:color="auto" w:fill="ECFDF5"/>
+        <w:ind w:left="200" w:right="200"/>
+      </w:pPr>
+      <w:r>
+        <w:rPr>
+          <w:sz w:val="21"/>
+        </w:rPr>
+        <w:t xml:space="preserve">Nền: màu [màu: xanh navy] tối với các đường sáng [màu ánh sáng: xanh lơ] mờ.</w:t>
+      </w:r>
+    </w:p>
+    <w:p>
+      <w:pPr>
+        <w:spacing w:before="0" w:after="0"/>
+        <w:shd w:val="clear" w:color="auto" w:fill="ECFDF5"/>
+        <w:ind w:left="200" w:right="200"/>
+      </w:pPr>
+      <w:r>
+        <w:rPr>
+          <w:sz w:val="21"/>
+        </w:rPr>
+        <w:t xml:space="preserve">Ánh sáng: viền sáng chính xác, phản chiếu mềm trên bề mặt bóng, không khí tương lai.</w:t>
+      </w:r>
+    </w:p>
+    <w:p>
+      <w:pPr>
+        <w:spacing w:before="0" w:after="0"/>
+        <w:shd w:val="clear" w:color="auto" w:fill="ECFDF5"/>
+        <w:ind w:left="200" w:right="200"/>
+      </w:pPr>
+      <w:r>
+        <w:rPr>
+          <w:sz w:val="21"/>
+        </w:rPr>
+        <w:t xml:space="preserve">Máy ảnh: 85mm, góc thấp, bố cục tôn vinh sản phẩm.</w:t>
+      </w:r>
+    </w:p>
+    <w:p>
+      <w:pPr>
+        <w:spacing w:before="0" w:after="0"/>
+        <w:shd w:val="clear" w:color="auto" w:fill="ECFDF5"/>
+        <w:ind w:left="200" w:right="200"/>
+      </w:pPr>
+      <w:r>
+        <w:rPr>
+          <w:sz w:val="21"/>
+        </w:rPr>
+        <w:t xml:space="preserve">Phong cách: quảng cáo công nghệ tối giản kiểu Apple, sạch, cao cấp, cực nét.</w:t>
+      </w:r>
+    </w:p>
+    <w:p>
+      <w:pPr>
+        <w:spacing w:before="0" w:after="0"/>
+        <w:shd w:val="clear" w:color="auto" w:fill="ECFDF5"/>
+        <w:ind w:left="200" w:right="200"/>
+      </w:pPr>
+      <w:r>
+        <w:rPr>
+          <w:sz w:val="21"/>
+        </w:rPr>
+        <w:t xml:space="preserve">--ar 16:9 --no chữ</w:t>
       </w:r>
     </w:p>
     <w:p>
@@ -672,6 +1179,19 @@
     </w:p>
     <w:p>
       <w:pPr>
+        <w:spacing w:before="0" w:after="40"/>
+      </w:pPr>
+      <w:r>
+        <w:rPr>
+          <w:b/>
+          <w:color w:val="6B7280"/>
+          <w:sz w:val="18"/>
+        </w:rPr>
+        <w:t xml:space="preserve">EN – Prompt gốc</w:t>
+      </w:r>
+    </w:p>
+    <w:p>
+      <w:pPr>
         <w:spacing w:before="0" w:after="0"/>
         <w:shd w:val="clear" w:color="auto" w:fill="F3F4F6"/>
         <w:ind w:left="200" w:right="200"/>
@@ -738,6 +1258,84 @@
           <w:sz w:val="21"/>
         </w:rPr>
         <w:t xml:space="preserve">Duration: 5 seconds, slow motion feel.</w:t>
+      </w:r>
+    </w:p>
+    <w:p>
+      <w:pPr>
+        <w:spacing w:before="120" w:after="40"/>
+      </w:pPr>
+      <w:r>
+        <w:rPr>
+          <w:b/>
+          <w:color w:val="047857"/>
+          <w:sz w:val="18"/>
+        </w:rPr>
+        <w:t xml:space="preserve">VI – Bản dịch tiếng Việt</w:t>
+      </w:r>
+    </w:p>
+    <w:p>
+      <w:pPr>
+        <w:spacing w:before="0" w:after="0"/>
+        <w:shd w:val="clear" w:color="auto" w:fill="ECFDF5"/>
+        <w:ind w:left="200" w:right="200"/>
+      </w:pPr>
+      <w:r>
+        <w:rPr>
+          <w:sz w:val="21"/>
+        </w:rPr>
+        <w:t xml:space="preserve">[Dùng ảnh sản phẩm làm khung hình đầu]</w:t>
+      </w:r>
+    </w:p>
+    <w:p>
+      <w:pPr>
+        <w:spacing w:before="0" w:after="0"/>
+        <w:shd w:val="clear" w:color="auto" w:fill="ECFDF5"/>
+        <w:ind w:left="200" w:right="200"/>
+      </w:pPr>
+      <w:r>
+        <w:rPr>
+          <w:sz w:val="21"/>
+        </w:rPr>
+        <w:t xml:space="preserve">Sản phẩm xoay chậm 360 độ trên bàn xoay, chuyển động mượt và đều. Máy quay đứng yên ngang tầm mắt.</w:t>
+      </w:r>
+    </w:p>
+    <w:p>
+      <w:pPr>
+        <w:spacing w:before="0" w:after="0"/>
+        <w:shd w:val="clear" w:color="auto" w:fill="ECFDF5"/>
+        <w:ind w:left="200" w:right="200"/>
+      </w:pPr>
+      <w:r>
+        <w:rPr>
+          <w:sz w:val="21"/>
+        </w:rPr>
+        <w:t xml:space="preserve">Ánh sáng studio mềm với phản chiếu di chuyển nhẹ trên bề mặt. Nền giữ sạch và không thay đổi.</w:t>
+      </w:r>
+    </w:p>
+    <w:p>
+      <w:pPr>
+        <w:spacing w:before="0" w:after="0"/>
+        <w:shd w:val="clear" w:color="auto" w:fill="ECFDF5"/>
+        <w:ind w:left="200" w:right="200"/>
+      </w:pPr>
+      <w:r>
+        <w:rPr>
+          <w:sz w:val="21"/>
+        </w:rPr>
+        <w:t xml:space="preserve">Giữ nguyên hình dáng, nhãn và logo sản phẩm giống hệt ảnh gốc. Không biến dạng, không thêm vật thể.</w:t>
+      </w:r>
+    </w:p>
+    <w:p>
+      <w:pPr>
+        <w:spacing w:before="0" w:after="0"/>
+        <w:shd w:val="clear" w:color="auto" w:fill="ECFDF5"/>
+        <w:ind w:left="200" w:right="200"/>
+      </w:pPr>
+      <w:r>
+        <w:rPr>
+          <w:sz w:val="21"/>
+        </w:rPr>
+        <w:t xml:space="preserve">Thời lượng: 5 giây, cảm giác chuyển động chậm.</w:t>
       </w:r>
     </w:p>
     <w:p>
@@ -755,6 +1353,19 @@
     </w:p>
     <w:p>
       <w:pPr>
+        <w:spacing w:before="0" w:after="40"/>
+      </w:pPr>
+      <w:r>
+        <w:rPr>
+          <w:b/>
+          <w:color w:val="6B7280"/>
+          <w:sz w:val="18"/>
+        </w:rPr>
+        <w:t xml:space="preserve">EN – Prompt gốc</w:t>
+      </w:r>
+    </w:p>
+    <w:p>
+      <w:pPr>
         <w:spacing w:before="0" w:after="0"/>
         <w:shd w:val="clear" w:color="auto" w:fill="F3F4F6"/>
         <w:ind w:left="200" w:right="200"/>
@@ -821,6 +1432,84 @@
           <w:sz w:val="21"/>
         </w:rPr>
         <w:t xml:space="preserve">Keep the product design and label unchanged.</w:t>
+      </w:r>
+    </w:p>
+    <w:p>
+      <w:pPr>
+        <w:spacing w:before="120" w:after="40"/>
+      </w:pPr>
+      <w:r>
+        <w:rPr>
+          <w:b/>
+          <w:color w:val="047857"/>
+          <w:sz w:val="18"/>
+        </w:rPr>
+        <w:t xml:space="preserve">VI – Bản dịch tiếng Việt</w:t>
+      </w:r>
+    </w:p>
+    <w:p>
+      <w:pPr>
+        <w:spacing w:before="0" w:after="0"/>
+        <w:shd w:val="clear" w:color="auto" w:fill="ECFDF5"/>
+        <w:ind w:left="200" w:right="200"/>
+      </w:pPr>
+      <w:r>
+        <w:rPr>
+          <w:sz w:val="21"/>
+        </w:rPr>
+        <w:t xml:space="preserve">Cảnh giới thiệu sản phẩm điện ảnh: máy quay tiến chậm từ toàn cảnh vào cận cảnh [sản phẩm] đứng trên [bề mặt], trong khi [hiệu ứng: làn sương mềm trôi ngang mặt bàn và các hạt sáng nhỏ lơ lửng trong không khí].</w:t>
+      </w:r>
+    </w:p>
+    <w:p>
+      <w:pPr>
+        <w:spacing w:before="0" w:after="0"/>
+        <w:shd w:val="clear" w:color="auto" w:fill="ECFDF5"/>
+        <w:ind w:left="200" w:right="200"/>
+      </w:pPr>
+      <w:r>
+        <w:rPr>
+          <w:sz w:val="21"/>
+        </w:rPr>
+        <w:t xml:space="preserve">Ánh sáng: tông tối có chiều sâu, đèn spot mềm chiếu vào sản phẩm, viền phát sáng.</w:t>
+      </w:r>
+    </w:p>
+    <w:p>
+      <w:pPr>
+        <w:spacing w:before="0" w:after="0"/>
+        <w:shd w:val="clear" w:color="auto" w:fill="ECFDF5"/>
+        <w:ind w:left="200" w:right="200"/>
+      </w:pPr>
+      <w:r>
+        <w:rPr>
+          <w:sz w:val="21"/>
+        </w:rPr>
+        <w:t xml:space="preserve">Máy quay: dolly in mượt, xóa phông, khóa nét vào sản phẩm.</w:t>
+      </w:r>
+    </w:p>
+    <w:p>
+      <w:pPr>
+        <w:spacing w:before="0" w:after="0"/>
+        <w:shd w:val="clear" w:color="auto" w:fill="ECFDF5"/>
+        <w:ind w:left="200" w:right="200"/>
+      </w:pPr>
+      <w:r>
+        <w:rPr>
+          <w:sz w:val="21"/>
+        </w:rPr>
+        <w:t xml:space="preserve">Phong cách: quảng cáo truyền hình sang trọng, quay chậm, điện ảnh 24fps.</w:t>
+      </w:r>
+    </w:p>
+    <w:p>
+      <w:pPr>
+        <w:spacing w:before="0" w:after="0"/>
+        <w:shd w:val="clear" w:color="auto" w:fill="ECFDF5"/>
+        <w:ind w:left="200" w:right="200"/>
+      </w:pPr>
+      <w:r>
+        <w:rPr>
+          <w:sz w:val="21"/>
+        </w:rPr>
+        <w:t xml:space="preserve">Giữ nguyên thiết kế và nhãn sản phẩm.</w:t>
       </w:r>
     </w:p>
     <w:p>
@@ -838,6 +1527,19 @@
     </w:p>
     <w:p>
       <w:pPr>
+        <w:spacing w:before="0" w:after="40"/>
+      </w:pPr>
+      <w:r>
+        <w:rPr>
+          <w:b/>
+          <w:color w:val="6B7280"/>
+          <w:sz w:val="18"/>
+        </w:rPr>
+        <w:t xml:space="preserve">EN – Prompt gốc</w:t>
+      </w:r>
+    </w:p>
+    <w:p>
+      <w:pPr>
         <w:spacing w:before="0" w:after="0"/>
         <w:shd w:val="clear" w:color="auto" w:fill="F3F4F6"/>
         <w:ind w:left="200" w:right="200"/>
@@ -901,6 +1603,84 @@
       <w:r>
         <w:rPr>
           <w:rFonts w:ascii="Consolas" w:hAnsi="Consolas" w:cs="Consolas"/>
+          <w:sz w:val="21"/>
+        </w:rPr>
+        <w:t xml:space="preserve">--ar 1:1</w:t>
+      </w:r>
+    </w:p>
+    <w:p>
+      <w:pPr>
+        <w:spacing w:before="120" w:after="40"/>
+      </w:pPr>
+      <w:r>
+        <w:rPr>
+          <w:b/>
+          <w:color w:val="047857"/>
+          <w:sz w:val="18"/>
+        </w:rPr>
+        <w:t xml:space="preserve">VI – Bản dịch tiếng Việt</w:t>
+      </w:r>
+    </w:p>
+    <w:p>
+      <w:pPr>
+        <w:spacing w:before="0" w:after="0"/>
+        <w:shd w:val="clear" w:color="auto" w:fill="ECFDF5"/>
+        <w:ind w:left="200" w:right="200"/>
+      </w:pPr>
+      <w:r>
+        <w:rPr>
+          <w:sz w:val="21"/>
+        </w:rPr>
+        <w:t xml:space="preserve">Ảnh flat lay chụp từ trên xuống của [sản phẩm chính] sắp xếp gọn gàng cùng [phụ kiện liên quan: cuốn sổ, cặp kính râm, chậu cây nhỏ, tách cà phê] trên [nền: giấy màu hồng pastel].</w:t>
+      </w:r>
+    </w:p>
+    <w:p>
+      <w:pPr>
+        <w:spacing w:before="0" w:after="0"/>
+        <w:shd w:val="clear" w:color="auto" w:fill="ECFDF5"/>
+        <w:ind w:left="200" w:right="200"/>
+      </w:pPr>
+      <w:r>
+        <w:rPr>
+          <w:sz w:val="21"/>
+        </w:rPr>
+        <w:t xml:space="preserve">Bố cục: cân đối, nhiều khoảng trống, sản phẩm ở giữa.</w:t>
+      </w:r>
+    </w:p>
+    <w:p>
+      <w:pPr>
+        <w:spacing w:before="0" w:after="0"/>
+        <w:shd w:val="clear" w:color="auto" w:fill="ECFDF5"/>
+        <w:ind w:left="200" w:right="200"/>
+      </w:pPr>
+      <w:r>
+        <w:rPr>
+          <w:sz w:val="21"/>
+        </w:rPr>
+        <w:t xml:space="preserve">Ánh sáng: ánh sáng ban ngày sáng đều, bóng mềm.</w:t>
+      </w:r>
+    </w:p>
+    <w:p>
+      <w:pPr>
+        <w:spacing w:before="0" w:after="0"/>
+        <w:shd w:val="clear" w:color="auto" w:fill="ECFDF5"/>
+        <w:ind w:left="200" w:right="200"/>
+      </w:pPr>
+      <w:r>
+        <w:rPr>
+          <w:sz w:val="21"/>
+        </w:rPr>
+        <w:t xml:space="preserve">Phong cách: flat lay lifestyle kiểu Instagram, sạch, hợp xu hướng, độ phân giải cao.</w:t>
+      </w:r>
+    </w:p>
+    <w:p>
+      <w:pPr>
+        <w:spacing w:before="0" w:after="0"/>
+        <w:shd w:val="clear" w:color="auto" w:fill="ECFDF5"/>
+        <w:ind w:left="200" w:right="200"/>
+      </w:pPr>
+      <w:r>
+        <w:rPr>
           <w:sz w:val="21"/>
         </w:rPr>
         <w:t xml:space="preserve">--ar 1:1</w:t>
